--- a/applications/hubspot-senior-customer-onboarding-specialist/Rotenberg Resume - HubSpot - Senior Customer Onboarding Specialist.docx
+++ b/applications/hubspot-senior-customer-onboarding-specialist/Rotenberg Resume - HubSpot - Senior Customer Onboarding Specialist.docx
@@ -753,7 +753,7 @@
           <w:i w:val="0"/>
           <w:color w:val="1A1A1A"/>
         </w:rPr>
-        <w:t>Onboarded and launched 25+ clients per month, holding 110% of implementation targets and 120% of sales targets.</w:t>
+        <w:t>Onboarded 25+ clients per month to their first sale (Wix counted an onboarding as won only once the client's first sale was on the books), holding 110% of implementation targets and 120% of sales targets.</w:t>
       </w:r>
     </w:p>
     <w:p>
